--- a/Orientación y análisis del sector.docx
+++ b/Orientación y análisis del sector.docx
@@ -862,7 +862,19 @@
       <w:bookmarkStart w:id="1" w:name="_l30242tk01ug" w:colFirst="0" w:colLast="0"/>
       <w:bookmarkEnd w:id="1"/>
       <w:r>
-        <w:t xml:space="preserve">El sector agrícola y de gestión de recursos hídricos se enfrenta a un gran problema de escasez (estrés hídrico), especialmente en territorios como Canarias. Actualmente, el control del agua de riego se realiza muchas veces de forma manual o utilizando sistemas muy anticuados y obsoletos. Esto dificulta optimizar el agua, provocando despilfarro. </w:t>
+        <w:t>El sector agrícola y de gestión de recursos hídricos se enfrenta a un gran problema de</w:t>
+      </w:r>
+      <w:r>
+        <w:t xml:space="preserve"> escasez</w:t>
+      </w:r>
+      <w:r>
+        <w:t xml:space="preserve">, especialmente en Canarias. Actualmente, el control del agua de riego se realiza muchas veces de forma manual o utilizando sistemas muy anticuados y obsoletos. Esto dificulta </w:t>
+      </w:r>
+      <w:r>
+        <w:t>la optimización d</w:t>
+      </w:r>
+      <w:r>
+        <w:t xml:space="preserve">el agua, provocando despilfarro. </w:t>
       </w:r>
     </w:p>
     <w:p>
@@ -887,15 +899,19 @@
         </w:rPr>
       </w:pPr>
       <w:r>
-        <w:t>Aplicar tecnología para tener datos exactos es vital. Al usar contadores telemáticos conectados a internet (</w:t>
-      </w:r>
-      <w:proofErr w:type="spellStart"/>
-      <w:r>
-        <w:t>IoT</w:t>
-      </w:r>
-      <w:proofErr w:type="spellEnd"/>
-      <w:r>
-        <w:t xml:space="preserve">), pasamos de un control a ciegas a tener información en tiempo real. Esto permite a los organismos (como ayuntamientos) cruzar datos para detectar rápidamente averías, fugas o posibles fraudes sin necesidad de revisar físicamente cada contador. </w:t>
+        <w:t>Aplicar tecnología para tener datos exactos es vital. Al usar contadores telemáticos conectados a internet</w:t>
+      </w:r>
+      <w:r>
+        <w:t xml:space="preserve">, </w:t>
+      </w:r>
+      <w:r>
+        <w:t xml:space="preserve">pasamos de un control a ciegas a tener información en tiempo real. Esto permite a los organismos </w:t>
+      </w:r>
+      <w:r>
+        <w:t>recabar</w:t>
+      </w:r>
+      <w:r>
+        <w:t xml:space="preserve"> datos para detectar rápidamente averías, fugas o posibles fraudes sin necesidad de revisar físicamente cada contador. </w:t>
       </w:r>
     </w:p>
     <w:p>
@@ -3000,6 +3016,7 @@
   <w:style w:type="character" w:default="1" w:styleId="Fuentedeprrafopredeter">
     <w:name w:val="Default Paragraph Font"/>
     <w:uiPriority w:val="1"/>
+    <w:semiHidden/>
     <w:unhideWhenUsed/>
   </w:style>
   <w:style w:type="table" w:default="1" w:styleId="Tablanormal">
